--- a/backend/word/pedicure hybrydowy z opracowaniem pięt.docx
+++ b/backend/word/pedicure hybrydowy z opracowaniem pięt.docx
@@ -4,7 +4,7 @@
   <w:body>
     <w:p>
       <w:r>
-        <w:t>PEDICURE HYBRYDOWY Z OPRACOWANIEM PIĘT</w:t>
+        <w:t>Pedicure hybrydowy z opracowaniem pięt</w:t>
       </w:r>
     </w:p>
     <w:p/>
@@ -201,10 +201,7 @@
     <w:p/>
     <w:p>
       <w:r>
-        <w:t xml:space="preserve">Wskazówki </w:t>
-      </w:r>
-      <w:r>
-        <w:t>po pedicure hybrydowym:</w:t>
+        <w:t>Wskazówki po pedicure hybrydowym:</w:t>
       </w:r>
     </w:p>
     <w:p>
